--- a/docs/evaluation/docx/M10-payroll-and-benefits-council.docx
+++ b/docs/evaluation/docx/M10-payroll-and-benefits-council.docx
@@ -12,7 +12,7 @@
           <w:color w:val="1F3864"/>
           <w:sz w:val="52"/>
         </w:rPr>
-        <w:t xml:space="preserve"> Adversarial Council Review — M10 Payroll &amp; Benefits Management BRD (v1.0)</w:t>
+        <w:t>M10 payroll and benefits council</w:t>
       </w:r>
     </w:p>
     <w:p>
@@ -170,7 +170,7 @@
     </w:p>
     <w:p>
       <w:r>
-        <w:t xml:space="preserve">Three things elevate it above typical government RFP fare. First, </w:t>
+        <w:t xml:space="preserve">Three things elevate it above typical enterprise RFP fare. First, </w:t>
       </w:r>
       <w:r>
         <w:rPr>
@@ -198,7 +198,7 @@
         <w:t>immutability with a disciplined correction calculus</w:t>
       </w:r>
       <w:r>
-        <w:t xml:space="preserve"> (FR-16, Appendix 16.4): locked runs never mutate; corrections flow only through arrears (FR-10), supplementary/off-cycle (FR-11), or recovery (FR-09), each referencing the original run. This is exactly how Workday and SAP treat finalised results, and most in-house government systems get it catastrophically wrong by allowing "just fix the payslip." Third, </w:t>
+        <w:t xml:space="preserve"> (FR-16, Appendix 16.4): locked runs never mutate; corrections flow only through arrears (FR-10), supplementary/off-cycle (FR-11), or recovery (FR-09), each referencing the original run. This is exactly how Workday and SAP treat finalised results, and most in-house enterprise systems get it catastrophically wrong by allowing "just fix the payslip." Third, </w:t>
       </w:r>
       <w:r>
         <w:rPr>
@@ -241,12 +241,12 @@
         <w:t>parallel/what-if run</w:t>
       </w:r>
       <w:r>
-        <w:t xml:space="preserve"> (FR-18) is genuinely best-in-class and rare in public-sector builds: modelling a DA revision's cost-to-org before committing it is the kind of capability that wins Finance's trust. Effective-dated rate tables that auto-trigger retrospective arrears (FR-02 → FR-10) directly solve the single most painful government payroll reality — DA notified months late.</w:t>
+        <w:t xml:space="preserve"> (FR-18) is genuinely best-in-class and rare in public-sector builds: modelling a DA revision's cost-to-org before committing it is the kind of capability that wins Finance's trust. Effective-dated rate tables that auto-trigger retrospective arrears (FR-02 → FR-10) directly solve the single most painful enterprise payroll reality — DA notified months late.</w:t>
       </w:r>
     </w:p>
     <w:p>
       <w:r>
-        <w:t>The statutory surface is credibly scoped: GPF vs NPS by DOJ, PT slabs, TDS with old/new regime, Form-16/24Q, net-pay protection with an explicit recovery priority (Appendix 16.3). The author clearly understands that government payroll is a *rules engine* problem, not a CRUD problem. The bones are world-class; my colleagues will find soft tissue to attack, but the skeleton holds.</w:t>
+        <w:t>The statutory surface is credibly scoped: GPF vs NPS by DOJ, PT slabs, TDS with old/new regime, Form-16/24Q, net-pay protection with an explicit recovery priority (Appendix 16.3). The author clearly understands that enterprise payroll is a *rules engine* problem, not a CRUD problem. The bones are world-class; my colleagues will find soft tissue to attack, but the skeleton holds.</w:t>
       </w:r>
     </w:p>
     <w:p>
@@ -553,7 +553,7 @@
         <w:t>payroll ends at "produce a remittance schedule and a bank file."</w:t>
       </w:r>
       <w:r>
-        <w:t xml:space="preserve"> Re-derive from first principles: the organisation's obligation does not end when it *computes* TDS/GPF/NPS — it ends when it has *deposited* those amounts to the government, captured the challan/CIN, met the statutory deadline, and *posted the journal to the books*. The BRD models the deduction (FR-06) and the schedule (FR-17) but </w:t>
+        <w:t xml:space="preserve"> Re-derive from first principles: the organisation's obligation does not end when it *computes* TDS/GPF/NPS — it ends when it has *deposited* those amounts to the enterprise, captured the challan/CIN, met the statutory deadline, and *posted the journal to the books*. The BRD models the deduction (FR-06) and the schedule (FR-17) but </w:t>
       </w:r>
       <w:r>
         <w:rPr>
@@ -3432,7 +3432,7 @@
         <w:color w:val="808080"/>
         <w:sz w:val="16"/>
       </w:rPr>
-      <w:t xml:space="preserve"> Adversarial Council Review — M10 Payroll &amp; Benefits Management BRD (v1.0)</w:t>
+      <w:t>M10 payroll and benefits council</w:t>
       <w:tab/>
       <w:t>Confidential</w:t>
     </w:r>
